--- a/_build/docx/02_Положение_об_отделе/Положение_о_проектно-конструкторском_отделе.docx
+++ b/_build/docx/02_Положение_об_отделе/Положение_о_проектно-конструкторском_отделе.docx
@@ -21,7 +21,7 @@
         <w:rPr>
           <w:rFonts w:ascii="Times New Roman" w:hAnsi="Times New Roman"/>
         </w:rPr>
-        <w:t>Заместитель директора ООО «АльденаГрупп»</w:t>
+        <w:t>Директор ООО «АльденаГрупп»</w:t>
       </w:r>
     </w:p>
     <w:p>
@@ -32,7 +32,7 @@
         <w:rPr>
           <w:rFonts w:ascii="Times New Roman" w:hAnsi="Times New Roman"/>
         </w:rPr>
-        <w:t>___________________ Д.Г. Покалюк</w:t>
+        <w:t>___________________ А.В. Калита</w:t>
       </w:r>
     </w:p>
     <w:p>
@@ -129,7 +129,7 @@
         <w:rPr>
           <w:rFonts w:ascii="Times New Roman" w:hAnsi="Times New Roman"/>
         </w:rPr>
-        <w:t>назначаемый приказом заместителя директора.</w:t>
+        <w:t>назначаемый приказом директора.</w:t>
       </w:r>
     </w:p>
     <w:p>
@@ -759,7 +759,7 @@
         <w:rPr>
           <w:rFonts w:ascii="Times New Roman" w:hAnsi="Times New Roman"/>
         </w:rPr>
-        <w:t>9.2. Изменения и дополнения вносятся приказом заместителя директора.</w:t>
+        <w:t>9.2. Изменения и дополнения вносятся приказом директора.</w:t>
       </w:r>
     </w:p>
     <w:sectPr>

--- a/_build/docx/02_Положение_об_отделе/Положение_о_проектно-конструкторском_отделе.docx
+++ b/_build/docx/02_Положение_об_отделе/Положение_о_проектно-конструкторском_отделе.docx
@@ -43,7 +43,7 @@
         <w:rPr>
           <w:rFonts w:ascii="Times New Roman" w:hAnsi="Times New Roman"/>
         </w:rPr>
-        <w:t>«___» июня 2026 г.</w:t>
+        <w:t>«___» __________ 2026 г.</w:t>
       </w:r>
     </w:p>
     <w:p>
@@ -100,7 +100,7 @@
         <w:rPr>
           <w:rFonts w:ascii="Times New Roman" w:hAnsi="Times New Roman"/>
         </w:rPr>
-        <w:t>1.2. Отдел создан с 25 июня 2026 г. и подчиняется заместителю директора Покалюку Д.Г.</w:t>
+        <w:t>1.2. Отдел создан с «___» __________ 2026 г. и подчиняется заместителю директора Покалюку Д.Г.</w:t>
       </w:r>
     </w:p>
     <w:p>
@@ -115,13 +115,13 @@
           <w:rFonts w:ascii="Times New Roman" w:hAnsi="Times New Roman"/>
           <w:b/>
         </w:rPr>
-        <w:t>руководитель отдела — ведущий инженер-конструктор</w:t>
+        <w:t>начальник проектно-конструкторского отдела</w:t>
       </w:r>
       <w:r>
         <w:rPr>
           <w:rFonts w:ascii="Times New Roman" w:hAnsi="Times New Roman"/>
         </w:rPr>
-        <w:t>,</w:t>
+        <w:t>, назначаемый</w:t>
       </w:r>
     </w:p>
     <w:p>
@@ -129,7 +129,39 @@
         <w:rPr>
           <w:rFonts w:ascii="Times New Roman" w:hAnsi="Times New Roman"/>
         </w:rPr>
-        <w:t>назначаемый приказом директора.</w:t>
+        <w:t>на должность и освобождаемый от неё приказом директора. Наименование должности</w:t>
+      </w:r>
+    </w:p>
+    <w:p>
+      <w:r>
+        <w:rPr>
+          <w:rFonts w:ascii="Times New Roman" w:hAnsi="Times New Roman"/>
+        </w:rPr>
+        <w:t>установлено в соответствии с выпуском 39 Единого квалификационного справочника</w:t>
+      </w:r>
+    </w:p>
+    <w:p>
+      <w:r>
+        <w:rPr>
+          <w:rFonts w:ascii="Times New Roman" w:hAnsi="Times New Roman"/>
+        </w:rPr>
+        <w:t>должностей служащих «Должности служащих, занятых в области инженерно-технического</w:t>
+      </w:r>
+    </w:p>
+    <w:p>
+      <w:r>
+        <w:rPr>
+          <w:rFonts w:ascii="Times New Roman" w:hAnsi="Times New Roman"/>
+        </w:rPr>
+        <w:t>проектирования» (утв. постановлением Министерства труда и социальной защиты</w:t>
+      </w:r>
+    </w:p>
+    <w:p>
+      <w:r>
+        <w:rPr>
+          <w:rFonts w:ascii="Times New Roman" w:hAnsi="Times New Roman"/>
+        </w:rPr>
+        <w:t>Республики Беларусь от 23.02.2024 № 9), раздел I «Руководители».</w:t>
       </w:r>
     </w:p>
     <w:p>
@@ -138,6 +170,14 @@
           <w:rFonts w:ascii="Times New Roman" w:hAnsi="Times New Roman"/>
         </w:rPr>
         <w:t>1.4. В работе Отдел руководствуется законодательством Республики Беларусь,</w:t>
+      </w:r>
+    </w:p>
+    <w:p>
+      <w:r>
+        <w:rPr>
+          <w:rFonts w:ascii="Times New Roman" w:hAnsi="Times New Roman"/>
+        </w:rPr>
+        <w:t>Единым квалификационным справочником должностей служащих (выпуск 39),</w:t>
       </w:r>
     </w:p>
     <w:p>
@@ -339,6 +379,9 @@
         <w:gridCol w:w="2493"/>
       </w:tblGrid>
       <w:tr>
+        <w:trPr>
+          <w:tblHeader w:val="true"/>
+        </w:trPr>
         <w:tc>
           <w:tcPr>
             <w:tcW w:type="dxa" w:w="2493"/>
@@ -425,7 +468,7 @@
                 <w:rFonts w:ascii="Times New Roman" w:hAnsi="Times New Roman"/>
                 <w:sz w:val="22"/>
               </w:rPr>
-              <w:t>Ведущий инженер-конструктор — руководитель отдела</w:t>
+              <w:t>Начальник проектно-конструкторского отдела</w:t>
             </w:r>
           </w:p>
         </w:tc>
@@ -575,7 +618,7 @@
           <w:b/>
           <w:sz w:val="26"/>
         </w:rPr>
-        <w:t>5. Руководитель отдела</w:t>
+        <w:t>5. Начальник отдела</w:t>
       </w:r>
     </w:p>
     <w:p>
@@ -583,7 +626,15 @@
         <w:rPr>
           <w:rFonts w:ascii="Times New Roman" w:hAnsi="Times New Roman"/>
         </w:rPr>
-        <w:t>5.1. Руководит деятельностью Отдела, распределяет задачи и контролирует сроки.</w:t>
+        <w:t>5.1. Руководит проектно-конструкторскими работами, проводимыми в Отделе,</w:t>
+      </w:r>
+    </w:p>
+    <w:p>
+      <w:r>
+        <w:rPr>
+          <w:rFonts w:ascii="Times New Roman" w:hAnsi="Times New Roman"/>
+        </w:rPr>
+        <w:t>распределяет задачи и контролирует сроки.</w:t>
       </w:r>
     </w:p>
     <w:p>
@@ -615,7 +666,7 @@
         <w:rPr>
           <w:rFonts w:ascii="Times New Roman" w:hAnsi="Times New Roman"/>
         </w:rPr>
-        <w:t>5.5. Права, обязанности и ответственность руководителя определены его должностной</w:t>
+        <w:t>5.5. Права, обязанности и ответственность начальника Отдела определены его</w:t>
       </w:r>
     </w:p>
     <w:p>
@@ -623,7 +674,7 @@
         <w:rPr>
           <w:rFonts w:ascii="Times New Roman" w:hAnsi="Times New Roman"/>
         </w:rPr>
-        <w:t>инструкцией.</w:t>
+        <w:t>должностной инструкцией.</w:t>
       </w:r>
     </w:p>
     <w:p>
@@ -683,7 +734,7 @@
         <w:rPr>
           <w:rFonts w:ascii="Times New Roman" w:hAnsi="Times New Roman"/>
         </w:rPr>
-        <w:t>7.1. С руководством — получение объектов, приоритетов, сроков; отчётность.</w:t>
+        <w:t>7.1. С руководством — получение объектов, приоритетов, сроков; ведение рабочего</w:t>
       </w:r>
     </w:p>
     <w:p>
@@ -691,7 +742,31 @@
         <w:rPr>
           <w:rFonts w:ascii="Times New Roman" w:hAnsi="Times New Roman"/>
         </w:rPr>
-        <w:t>7.2. С производством — передача выпущенной документации, раскроя, DXF.</w:t>
+        <w:t>журнала отдела, по которому заместитель директора контролирует работу Отдела.</w:t>
+      </w:r>
+    </w:p>
+    <w:p>
+      <w:r>
+        <w:rPr>
+          <w:rFonts w:ascii="Times New Roman" w:hAnsi="Times New Roman"/>
+        </w:rPr>
+        <w:t>7.2. Со службой главного инженера — передача выпущенного комплекта рабочей</w:t>
+      </w:r>
+    </w:p>
+    <w:p>
+      <w:r>
+        <w:rPr>
+          <w:rFonts w:ascii="Times New Roman" w:hAnsi="Times New Roman"/>
+        </w:rPr>
+        <w:t>документации, раскроечных карт и файлов резки главному инженеру для использования</w:t>
+      </w:r>
+    </w:p>
+    <w:p>
+      <w:r>
+        <w:rPr>
+          <w:rFonts w:ascii="Times New Roman" w:hAnsi="Times New Roman"/>
+        </w:rPr>
+        <w:t>производством и монтажными участками.</w:t>
       </w:r>
     </w:p>
     <w:p>

--- a/_build/docx/02_Положение_об_отделе/Положение_о_проектно-конструкторском_отделе.docx
+++ b/_build/docx/02_Положение_об_отделе/Положение_о_проектно-конструкторском_отделе.docx
@@ -373,10 +373,10 @@
         <w:tblLook w:firstColumn="1" w:firstRow="1" w:lastColumn="0" w:lastRow="0" w:noHBand="0" w:noVBand="1" w:val="04A0"/>
       </w:tblPr>
       <w:tblGrid>
-        <w:gridCol w:w="2493"/>
-        <w:gridCol w:w="2493"/>
-        <w:gridCol w:w="2493"/>
-        <w:gridCol w:w="2493"/>
+        <w:gridCol w:w="2410"/>
+        <w:gridCol w:w="2410"/>
+        <w:gridCol w:w="2410"/>
+        <w:gridCol w:w="2410"/>
       </w:tblGrid>
       <w:tr>
         <w:trPr>
@@ -384,7 +384,7 @@
         </w:trPr>
         <w:tc>
           <w:tcPr>
-            <w:tcW w:type="dxa" w:w="2493"/>
+            <w:tcW w:type="dxa" w:w="2410"/>
           </w:tcPr>
           <w:p>
             <w:r>
@@ -399,7 +399,7 @@
         </w:tc>
         <w:tc>
           <w:tcPr>
-            <w:tcW w:type="dxa" w:w="2493"/>
+            <w:tcW w:type="dxa" w:w="2410"/>
           </w:tcPr>
           <w:p>
             <w:r>
@@ -414,7 +414,7 @@
         </w:tc>
         <w:tc>
           <w:tcPr>
-            <w:tcW w:type="dxa" w:w="2493"/>
+            <w:tcW w:type="dxa" w:w="2410"/>
           </w:tcPr>
           <w:p>
             <w:r>
@@ -429,7 +429,7 @@
         </w:tc>
         <w:tc>
           <w:tcPr>
-            <w:tcW w:type="dxa" w:w="2493"/>
+            <w:tcW w:type="dxa" w:w="2410"/>
           </w:tcPr>
           <w:p>
             <w:r>
@@ -446,7 +446,7 @@
       <w:tr>
         <w:tc>
           <w:tcPr>
-            <w:tcW w:type="dxa" w:w="2493"/>
+            <w:tcW w:type="dxa" w:w="2410"/>
           </w:tcPr>
           <w:p>
             <w:r>
@@ -460,7 +460,7 @@
         </w:tc>
         <w:tc>
           <w:tcPr>
-            <w:tcW w:type="dxa" w:w="2493"/>
+            <w:tcW w:type="dxa" w:w="2410"/>
           </w:tcPr>
           <w:p>
             <w:r>
@@ -474,7 +474,7 @@
         </w:tc>
         <w:tc>
           <w:tcPr>
-            <w:tcW w:type="dxa" w:w="2493"/>
+            <w:tcW w:type="dxa" w:w="2410"/>
           </w:tcPr>
           <w:p>
             <w:r>
@@ -488,7 +488,7 @@
         </w:tc>
         <w:tc>
           <w:tcPr>
-            <w:tcW w:type="dxa" w:w="2493"/>
+            <w:tcW w:type="dxa" w:w="2410"/>
           </w:tcPr>
           <w:p>
             <w:r>
@@ -504,7 +504,7 @@
       <w:tr>
         <w:tc>
           <w:tcPr>
-            <w:tcW w:type="dxa" w:w="2493"/>
+            <w:tcW w:type="dxa" w:w="2410"/>
           </w:tcPr>
           <w:p>
             <w:r>
@@ -518,7 +518,7 @@
         </w:tc>
         <w:tc>
           <w:tcPr>
-            <w:tcW w:type="dxa" w:w="2493"/>
+            <w:tcW w:type="dxa" w:w="2410"/>
           </w:tcPr>
           <w:p>
             <w:r>
@@ -532,7 +532,7 @@
         </w:tc>
         <w:tc>
           <w:tcPr>
-            <w:tcW w:type="dxa" w:w="2493"/>
+            <w:tcW w:type="dxa" w:w="2410"/>
           </w:tcPr>
           <w:p>
             <w:r>
@@ -546,7 +546,7 @@
         </w:tc>
         <w:tc>
           <w:tcPr>
-            <w:tcW w:type="dxa" w:w="2493"/>
+            <w:tcW w:type="dxa" w:w="2410"/>
           </w:tcPr>
           <w:p>
             <w:r>
@@ -562,7 +562,7 @@
       <w:tr>
         <w:tc>
           <w:tcPr>
-            <w:tcW w:type="dxa" w:w="2493"/>
+            <w:tcW w:type="dxa" w:w="2410"/>
           </w:tcPr>
           <w:p>
             <w:r>
@@ -576,7 +576,7 @@
         </w:tc>
         <w:tc>
           <w:tcPr>
-            <w:tcW w:type="dxa" w:w="2493"/>
+            <w:tcW w:type="dxa" w:w="2410"/>
           </w:tcPr>
           <w:p>
             <w:r>
@@ -590,7 +590,7 @@
         </w:tc>
         <w:tc>
           <w:tcPr>
-            <w:tcW w:type="dxa" w:w="2493"/>
+            <w:tcW w:type="dxa" w:w="2410"/>
           </w:tcPr>
           <w:p>
             <w:r>
@@ -604,7 +604,7 @@
         </w:tc>
         <w:tc>
           <w:tcPr>
-            <w:tcW w:type="dxa" w:w="2493"/>
+            <w:tcW w:type="dxa" w:w="2410"/>
           </w:tcPr>
           <w:p/>
         </w:tc>
@@ -838,7 +838,7 @@
       </w:r>
     </w:p>
     <w:sectPr>
-      <w:pgSz w:w="12240" w:h="15840"/>
+      <w:pgSz w:w="11906" w:h="16838"/>
       <w:pgMar w:top="1134" w:right="850" w:bottom="1134" w:left="1417" w:header="720" w:footer="720" w:gutter="0"/>
       <w:cols w:space="720"/>
       <w:docGrid w:linePitch="360"/>

--- a/_build/docx/02_Положение_об_отделе/Положение_о_проектно-конструкторском_отделе.docx
+++ b/_build/docx/02_Положение_об_отделе/Положение_о_проектно-конструкторском_отделе.docx
@@ -299,7 +299,7 @@
         <w:rPr>
           <w:rFonts w:ascii="Times New Roman" w:hAnsi="Times New Roman"/>
         </w:rPr>
-        <w:t>отправочных марок, метизов, рабочих чертежей (раздел 7 Регламента).</w:t>
+        <w:t>отправочных марок, метизов, рабочих чертежей (раздел 10 Регламента).</w:t>
       </w:r>
     </w:p>
     <w:p>
@@ -315,7 +315,7 @@
         <w:rPr>
           <w:rFonts w:ascii="Times New Roman" w:hAnsi="Times New Roman"/>
         </w:rPr>
-        <w:t>лазерной резки — раздел 6 Регламента).</w:t>
+        <w:t>лазерной резки — раздел 9 Регламента).</w:t>
       </w:r>
     </w:p>
     <w:p>
@@ -336,7 +336,7 @@
         <w:rPr>
           <w:rFonts w:ascii="Times New Roman" w:hAnsi="Times New Roman"/>
         </w:rPr>
-        <w:t xml:space="preserve"> документации перед выпуском (разделы 5, 12).</w:t>
+        <w:t xml:space="preserve"> документации перед выпуском (разделы 8, 16).</w:t>
       </w:r>
     </w:p>
     <w:p>
@@ -344,7 +344,7 @@
         <w:rPr>
           <w:rFonts w:ascii="Times New Roman" w:hAnsi="Times New Roman"/>
         </w:rPr>
-        <w:t>3.5. Внесение изменений в рабочую документацию (раздел 11).</w:t>
+        <w:t>3.5. Внесение изменений в рабочую документацию (раздел 14).</w:t>
       </w:r>
     </w:p>
     <w:p>
